--- a/examples/multivariate/doc/07-train-test-split-windowed-mv.docx
+++ b/examples/multivariate/doc/07-train-test-split-windowed-mv.docx
@@ -891,7 +891,7 @@
         <w:rPr>
           <w:rStyle w:val="VerbatimChar"/>
         </w:rPr>
-        <w:t xml:space="preserve">##   y_t6 y_t5 y_t4 y_t3 y_t2 y_t1 y_t0 x1_t6 x1_t5 x1_t4 x1_t3 x1_t2 x1_t1 x1_t0 x2_t6 x2_t5 x2_t4 x2_t3 x2_t2 x2_t1</w:t>
+        <w:t xml:space="preserve">##   y_t6 y_t5 y_t4 y_t3 y_t2 y_t1 y_t0 x1_t6 x1_t5 x1_t4 x1_t3 x1_t2 x1_t1 x1_t0 x2_t6 x2_t5 x2_t4 x2_t3 x2_t2 x2_t1 x2_t0</w:t>
       </w:r>
       <w:r>
         <w:br/>
@@ -900,7 +900,7 @@
         <w:rPr>
           <w:rStyle w:val="VerbatimChar"/>
         </w:rPr>
-        <w:t xml:space="preserve">## 1  797  777  797  757  707  730  818     4     5     6     7     1     2     3     0     0     0     1     1     0</w:t>
+        <w:t xml:space="preserve">## 1  797  777  797  757  707  730  818     4     5     6     7     1     2     3     0     0     0     1     1     0     0</w:t>
       </w:r>
       <w:r>
         <w:br/>
@@ -909,7 +909,7 @@
         <w:rPr>
           <w:rStyle w:val="VerbatimChar"/>
         </w:rPr>
-        <w:t xml:space="preserve">## 2  777  797  757  707  730  818  818     5     6     7     1     2     3     4     0     0     1     1     0     0</w:t>
+        <w:t xml:space="preserve">## 2  777  797  757  707  730  818  818     5     6     7     1     2     3     4     0     0     1     1     0     0     0</w:t>
       </w:r>
       <w:r>
         <w:br/>
@@ -918,43 +918,7 @@
         <w:rPr>
           <w:rStyle w:val="VerbatimChar"/>
         </w:rPr>
-        <w:t xml:space="preserve">## 3  797  757  707  730  818  818  803     6     7     1     2     3     4     5     0     1     1     0     0     0</w:t>
-      </w:r>
-      <w:r>
-        <w:br/>
-      </w:r>
-      <w:r>
-        <w:rPr>
-          <w:rStyle w:val="VerbatimChar"/>
-        </w:rPr>
-        <w:t xml:space="preserve">##   x2_t0</w:t>
-      </w:r>
-      <w:r>
-        <w:br/>
-      </w:r>
-      <w:r>
-        <w:rPr>
-          <w:rStyle w:val="VerbatimChar"/>
-        </w:rPr>
-        <w:t xml:space="preserve">## 1     0</w:t>
-      </w:r>
-      <w:r>
-        <w:br/>
-      </w:r>
-      <w:r>
-        <w:rPr>
-          <w:rStyle w:val="VerbatimChar"/>
-        </w:rPr>
-        <w:t xml:space="preserve">## 2     0</w:t>
-      </w:r>
-      <w:r>
-        <w:br/>
-      </w:r>
-      <w:r>
-        <w:rPr>
-          <w:rStyle w:val="VerbatimChar"/>
-        </w:rPr>
-        <w:t xml:space="preserve">## 3     0</w:t>
+        <w:t xml:space="preserve">## 3  797  757  707  730  818  818  803     6     7     1     2     3     4     5     0     1     1     0     0     0     0</w:t>
       </w:r>
     </w:p>
     <w:p>
@@ -1074,7 +1038,7 @@
         <w:rPr>
           <w:rStyle w:val="VerbatimChar"/>
         </w:rPr>
-        <w:t xml:space="preserve">##   y_t6 y_t5 y_t4 y_t3 y_t2 y_t1 y_t0 x1_t6 x1_t5 x1_t4 x1_t3 x1_t2 x1_t1 x1_t0 x2_t6 x2_t5 x2_t4 x2_t3 x2_t2 x2_t1</w:t>
+        <w:t xml:space="preserve">##   y_t6 y_t5 y_t4 y_t3 y_t2 y_t1 y_t0 x1_t6 x1_t5 x1_t4 x1_t3 x1_t2 x1_t1 x1_t0 x2_t6 x2_t5 x2_t4 x2_t3 x2_t2 x2_t1 x2_t0</w:t>
       </w:r>
       <w:r>
         <w:br/>
@@ -1083,7 +1047,7 @@
         <w:rPr>
           <w:rStyle w:val="VerbatimChar"/>
         </w:rPr>
-        <w:t xml:space="preserve">## 1  797  777  797  757  707  730  818     4     5     6     7     1     2     3     0     0     0     1     1     0</w:t>
+        <w:t xml:space="preserve">## 1  797  777  797  757  707  730  818     4     5     6     7     1     2     3     0     0     0     1     1     0     0</w:t>
       </w:r>
       <w:r>
         <w:br/>
@@ -1092,7 +1056,7 @@
         <w:rPr>
           <w:rStyle w:val="VerbatimChar"/>
         </w:rPr>
-        <w:t xml:space="preserve">## 2  777  797  757  707  730  818  818     5     6     7     1     2     3     4     0     0     1     1     0     0</w:t>
+        <w:t xml:space="preserve">## 2  777  797  757  707  730  818  818     5     6     7     1     2     3     4     0     0     1     1     0     0     0</w:t>
       </w:r>
       <w:r>
         <w:br/>
@@ -1101,43 +1065,7 @@
         <w:rPr>
           <w:rStyle w:val="VerbatimChar"/>
         </w:rPr>
-        <w:t xml:space="preserve">## 3  797  757  707  730  818  818  803     6     7     1     2     3     4     5     0     1     1     0     0     0</w:t>
-      </w:r>
-      <w:r>
-        <w:br/>
-      </w:r>
-      <w:r>
-        <w:rPr>
-          <w:rStyle w:val="VerbatimChar"/>
-        </w:rPr>
-        <w:t xml:space="preserve">##   x2_t0</w:t>
-      </w:r>
-      <w:r>
-        <w:br/>
-      </w:r>
-      <w:r>
-        <w:rPr>
-          <w:rStyle w:val="VerbatimChar"/>
-        </w:rPr>
-        <w:t xml:space="preserve">## 1     0</w:t>
-      </w:r>
-      <w:r>
-        <w:br/>
-      </w:r>
-      <w:r>
-        <w:rPr>
-          <w:rStyle w:val="VerbatimChar"/>
-        </w:rPr>
-        <w:t xml:space="preserve">## 2     0</w:t>
-      </w:r>
-      <w:r>
-        <w:br/>
-      </w:r>
-      <w:r>
-        <w:rPr>
-          <w:rStyle w:val="VerbatimChar"/>
-        </w:rPr>
-        <w:t xml:space="preserve">## 3     0</w:t>
+        <w:t xml:space="preserve">## 3  797  757  707  730  818  818  803     6     7     1     2     3     4     5     0     1     1     0     0     0     0</w:t>
       </w:r>
     </w:p>
     <w:p>
@@ -1189,7 +1117,7 @@
         <w:rPr>
           <w:rStyle w:val="VerbatimChar"/>
         </w:rPr>
-        <w:t xml:space="preserve">##     y_t6 y_t5 y_t4 y_t3 y_t2 y_t1 y_t0 x1_t6 x1_t5 x1_t4 x1_t3 x1_t2 x1_t1 x1_t0 x2_t6 x2_t5 x2_t4 x2_t3 x2_t2 x2_t1</w:t>
+        <w:t xml:space="preserve">##     y_t6 y_t5 y_t4 y_t3 y_t2 y_t1 y_t0 x1_t6 x1_t5 x1_t4 x1_t3 x1_t2 x1_t1 x1_t0 x2_t6 x2_t5 x2_t4 x2_t3 x2_t2 x2_t1 x2_t0</w:t>
       </w:r>
       <w:r>
         <w:br/>
@@ -1198,7 +1126,7 @@
         <w:rPr>
           <w:rStyle w:val="VerbatimChar"/>
         </w:rPr>
-        <w:t xml:space="preserve">## 746  738  699  782  782  792  801  781     7     1     2     3     4     5     6     1     1     0     0     0     0</w:t>
+        <w:t xml:space="preserve">## 746  738  699  782  782  792  801  781     7     1     2     3     4     5     6     1     1     0     0     0     0     0</w:t>
       </w:r>
       <w:r>
         <w:br/>
@@ -1207,7 +1135,7 @@
         <w:rPr>
           <w:rStyle w:val="VerbatimChar"/>
         </w:rPr>
-        <w:t xml:space="preserve">## 747  699  782  782  792  801  781  731     1     2     3     4     5     6     7     1     0     0     0     0     0</w:t>
+        <w:t xml:space="preserve">## 747  699  782  782  792  801  781  731     1     2     3     4     5     6     7     1     0     0     0     0     0     1</w:t>
       </w:r>
       <w:r>
         <w:br/>
@@ -1216,43 +1144,7 @@
         <w:rPr>
           <w:rStyle w:val="VerbatimChar"/>
         </w:rPr>
-        <w:t xml:space="preserve">## 748  782  782  792  801  781  731  708     2     3     4     5     6     7     1     0     0     0     0     0     1</w:t>
-      </w:r>
-      <w:r>
-        <w:br/>
-      </w:r>
-      <w:r>
-        <w:rPr>
-          <w:rStyle w:val="VerbatimChar"/>
-        </w:rPr>
-        <w:t xml:space="preserve">##     x2_t0</w:t>
-      </w:r>
-      <w:r>
-        <w:br/>
-      </w:r>
-      <w:r>
-        <w:rPr>
-          <w:rStyle w:val="VerbatimChar"/>
-        </w:rPr>
-        <w:t xml:space="preserve">## 746     0</w:t>
-      </w:r>
-      <w:r>
-        <w:br/>
-      </w:r>
-      <w:r>
-        <w:rPr>
-          <w:rStyle w:val="VerbatimChar"/>
-        </w:rPr>
-        <w:t xml:space="preserve">## 747     1</w:t>
-      </w:r>
-      <w:r>
-        <w:br/>
-      </w:r>
-      <w:r>
-        <w:rPr>
-          <w:rStyle w:val="VerbatimChar"/>
-        </w:rPr>
-        <w:t xml:space="preserve">## 748     1</w:t>
+        <w:t xml:space="preserve">## 748  782  782  792  801  781  731  708     2     3     4     5     6     7     1     0     0     0     0     0     1     1</w:t>
       </w:r>
     </w:p>
     <w:p>
